--- a/projects/valuepickr-open-screen/docs/Kamat Hotels India Ltd.docx
+++ b/projects/valuepickr-open-screen/docs/Kamat Hotels India Ltd.docx
@@ -99,7 +99,7 @@
           </w:tcPr>
           <w:p>
             <w:r>
-              <w:t xml:space="preserve">~Rs 529 Cr (small-cap)</w:t>
+              <w:t xml:space="preserve">~Rs 678 Cr (small-cap; price ~Rs 230, Sep 2026)</w:t>
             </w:r>
           </w:p>
         </w:tc>
@@ -126,34 +126,61 @@
           </w:tcPr>
           <w:p>
             <w:r>
-              <w:t xml:space="preserve">~15.8% / ~14.4%</w:t>
-            </w:r>
-          </w:p>
-        </w:tc>
-      </w:tr>
-      <w:tr>
-        <w:tc>
-          <w:tcPr>
-            <w:tcW w:type="dxa" w:w="3200"/>
-            <w:shd w:fill="F2F2F2" w:val="clear"/>
-          </w:tcPr>
-          <w:p>
-            <w:r>
-              <w:rPr>
-                <w:b/>
-                <w:bCs/>
-              </w:rPr>
-              <w:t xml:space="preserve">Revenue growth</w:t>
-            </w:r>
-          </w:p>
-        </w:tc>
-        <w:tc>
-          <w:tcPr>
-            <w:tcW w:type="dxa" w:w="5800"/>
-          </w:tcPr>
-          <w:p>
-            <w:r>
-              <w:t xml:space="preserve">FY25 revenue +19% (Rs 362 Cr); Q1 FY27 revenue +9% YoY, EBITDA +36% (margin 27% vs 22%), PAT +126%</w:t>
+              <w:t xml:space="preserve">ROCE ~15.8%; ROE ~11.6% (FY26), ~13.7% 3-yr avg</w:t>
+            </w:r>
+          </w:p>
+        </w:tc>
+      </w:tr>
+      <w:tr>
+        <w:tc>
+          <w:tcPr>
+            <w:tcW w:type="dxa" w:w="3200"/>
+            <w:shd w:fill="F2F2F2" w:val="clear"/>
+          </w:tcPr>
+          <w:p>
+            <w:r>
+              <w:rPr>
+                <w:b/>
+                <w:bCs/>
+              </w:rPr>
+              <w:t xml:space="preserve">Revenue / profit</w:t>
+            </w:r>
+          </w:p>
+        </w:tc>
+        <w:tc>
+          <w:tcPr>
+            <w:tcW w:type="dxa" w:w="5800"/>
+          </w:tcPr>
+          <w:p>
+            <w:r>
+              <w:t xml:space="preserve">TTM revenue Rs 394 Cr, net profit Rs 44 Cr, EPS ~Rs 13.6; FY26 revenue +8%, full-year profit fell (monsoon Q2)</w:t>
+            </w:r>
+          </w:p>
+        </w:tc>
+      </w:tr>
+      <w:tr>
+        <w:tc>
+          <w:tcPr>
+            <w:tcW w:type="dxa" w:w="3200"/>
+            <w:shd w:fill="F2F2F2" w:val="clear"/>
+          </w:tcPr>
+          <w:p>
+            <w:r>
+              <w:rPr>
+                <w:b/>
+                <w:bCs/>
+              </w:rPr>
+              <w:t xml:space="preserve">Q1 FY27 (Jun 2026)</w:t>
+            </w:r>
+          </w:p>
+        </w:tc>
+        <w:tc>
+          <w:tcPr>
+            <w:tcW w:type="dxa" w:w="5800"/>
+          </w:tcPr>
+          <w:p>
+            <w:r>
+              <w:t xml:space="preserve">Revenue Rs 91 Cr (+10% YoY), EBITDA Rs 25 Cr (+36%, margin 27%), PAT Rs 9.4 Cr (+158% YoY); same-store sales +17%</w:t>
             </w:r>
           </w:p>
         </w:tc>
@@ -180,7 +207,7 @@
           </w:tcPr>
           <w:p>
             <w:r>
-              <w:t xml:space="preserve">~Rs 103 Cr, all pledges cleared; net-debt-positive target achieved</w:t>
+              <w:t xml:space="preserve">Borrowings ~Rs 233 Cr (Mar 2026), down from ~Rs 495 Cr (2019); promoter pledges cleared</w:t>
             </w:r>
           </w:p>
         </w:tc>
@@ -207,7 +234,7 @@
           </w:tcPr>
           <w:p>
             <w:r>
-              <w:t xml:space="preserve">P/E ~12, EV/EBITDA ~8 - cheapest in listed hospitality</w:t>
+              <w:t xml:space="preserve">P/E ~16, P/B ~2.15, EV/EBITDA ~9-10 - still a discount to Lemon Tree/Chalet (~18-22x) but the easy re-rating gap has narrowed</w:t>
             </w:r>
           </w:p>
         </w:tc>
@@ -250,7 +277,7 @@
         <w:spacing w:after="120"/>
       </w:pPr>
       <w:r>
-        <w:t xml:space="preserve">The balance-sheet repair is real and largely done: finance costs fell from ~Rs 60 Cr (FY24) to ~Rs 30 Cr (FY25), pledges are cleared, and Q1 FY27 showed strong operating leverage (EBITDA +36%, margin 27% vs 22%, PAT +126%) on modest 9% revenue growth. But the interim path was volatile - Q2 FY26 was ugly (revenue -12%, EBITDA -62%, PAT negative) on a long monsoon and occupancy collapse at Orchid. Valuation is genuinely low versus Lemon Tree/Chalet/peers (EV/EBITDA ~8 vs ~20+), which is the crux of the re-rating case. The recurring drag is management: guidance on revenue, EBITDA margin and interest cost has been repeatedly missed and internally contradictory across concalls, and a recent group merger was criticised as not minority-friendly.</w:t>
+        <w:t xml:space="preserve">The balance-sheet repair is real but not fully done: borrowings are ~Rs 233 Cr (Mar 2026) vs ~Rs 495 Cr in 2019 and pledges are cleared, but this is not the ~Rs 103 Cr / near-net-cash picture the last pass implied. Operating leverage is now demonstrated across multiple quarters - Q1 FY27 same-store sales +17%, EBITDA +36% on +10% revenue, PAT +158% - with management citing &gt;75% incremental flow-through and a 30% EBITDA-margin target over 2-3 years. The interim path is still weather-exposed (FY26 full-year profit fell on a long monsoon Q2). Valuation has re-rated (mcap Rs 529 Cr -&gt; Rs 678 Cr, P/E ~12 -&gt; ~16) so the deepest discount is gone, though a gap to peers remains and is the crux of the case. The recurring drag is unchanged: management refuses FY27 guidance, has a multi-year record of confused/missed guidance, several new-hotel openings (Dehradun -6 months, Nashik) are slipping, and a prior group merger was seen as minority-unfriendly. New CFO Milind Wadekar (30 yrs hospitality finance) is a positive.</w:t>
       </w:r>
     </w:p>
     <w:p>
@@ -259,62 +286,7 @@
         <w:spacing w:after="120" w:before="280"/>
       </w:pPr>
       <w:r>
-        <w:t xml:space="preserve">Technical Read (Weekly / Monthly MACD + Bollinger Bands, or RSI/CCI/Williams %R proxy)</w:t>
-      </w:r>
-    </w:p>
-    <w:p>
-      <w:pPr>
-        <w:spacing w:after="120"/>
-      </w:pPr>
-      <w:r>
-        <w:t xml:space="preserve">Not independently pulled. Stock trades near the lower half of its 52-week band (Rs 142-369), well off the highs, roughly at/below gross block per in-thread comments.</w:t>
-      </w:r>
-    </w:p>
-    <w:p>
-      <w:pPr>
-        <w:pStyle w:val="Heading1"/>
-        <w:spacing w:after="120" w:before="280"/>
-      </w:pPr>
-      <w:r>
-        <w:t xml:space="preserve">ValuePickr Community Signal</w:t>
-      </w:r>
-    </w:p>
-    <w:p>
-      <w:pPr>
-        <w:spacing w:after="120"/>
-      </w:pPr>
-      <w:r>
-        <w:t xml:space="preserve">Read the most recent 50 of 150 posts (Aug 2024 to Aug 2026). Trusted user ranvir (elevated) posts factual results/concall notes each quarter. The bull case (Ram_M, runitkapoor, rranjan, sanju.inlv, Wizard_apprentice; trusted RocketMan) is a valuation-plus-deleveraging-plus-key-addition re-rating story - models of 3-6x over ~1.5-2 years if occupancy recovers and the multiple converges to peers, supported by first-hand accounts of strong ARRs at Ayodhya/Pune/Rishikesh properties and an Axis credit-card rewards tie-up. The persistent bear/skeptic case (praky most vocal) is management quality: 'haven't seen a more confused management on numbers', missed/changed guidance, a CFO who fumbled a concall, the chairman skipping a concall after a miss, and an unfriendly merger - with the point that re-ratings are institution-driven and institutions distrust this name.</w:t>
-      </w:r>
-    </w:p>
-    <w:p>
-      <w:pPr>
-        <w:spacing w:after="120"/>
-      </w:pPr>
-      <w:r>
-        <w:rPr>
-          <w:b/>
-          <w:bCs/>
-          <w:sz w:val="20"/>
-          <w:szCs w:val="20"/>
-        </w:rPr>
-        <w:t xml:space="preserve">High-conviction call from a top contributor: </w:t>
-      </w:r>
-      <w:r>
-        <w:rPr>
-          <w:sz w:val="20"/>
-          <w:szCs w:val="20"/>
-        </w:rPr>
-        <w:t xml:space="preserve">ranvir (trusted, elevated) is neutral-factual. RocketMan (trusted, elevated) is mildly bullish ('4,000-5,000 keys medium term; capex finally picking up'). No trusted user has expressed strong conviction, and the loudest recurring voice (praky, non-trusted) is a management-quality skeptic. The bull thesis rests on valuation and cyclical recovery, not on management trust.</w:t>
-      </w:r>
-    </w:p>
-    <w:p>
-      <w:pPr>
-        <w:pStyle w:val="Heading1"/>
-        <w:spacing w:after="120" w:before="280"/>
-      </w:pPr>
-      <w:r>
-        <w:t xml:space="preserve">Trusted-User Signals (Ongoing)</w:t>
+        <w:t xml:space="preserve">Deep-Dive: Primary Documents (Annual Reports, Quarterly Results, Exchange Filings)</w:t>
       </w:r>
     </w:p>
     <w:p>
@@ -329,12 +301,12 @@
           <w:sz w:val="18"/>
           <w:szCs w:val="18"/>
         </w:rPr>
-        <w:t xml:space="preserve">Every time a trusted user expresses clear conviction on this stock, most recent first — this section accumulates over time, it isn't a one-time snapshot.</w:t>
-      </w:r>
-    </w:p>
-    <w:p>
-      <w:pPr>
-        <w:spacing w:after="100"/>
+        <w:t xml:space="preserve">Pass 1 — 2026-09-08. Built from the company's own filings (3 years of annual reports, ~4 quarters of results/concalls, and 6 months of BSE/NSE announcements), read via the web — a deeper layer than the forum-sentiment read below.</w:t>
+      </w:r>
+    </w:p>
+    <w:p>
+      <w:pPr>
+        <w:spacing w:after="120"/>
       </w:pPr>
       <w:r>
         <w:rPr>
@@ -343,8 +315,425 @@
           <w:sz w:val="20"/>
           <w:szCs w:val="20"/>
         </w:rPr>
-        <w:t xml:space="preserve">2025-09-30 — RocketMan</w:t>
-      </w:r>
+        <w:t xml:space="preserve">Sources reviewed this pass:</w:t>
+      </w:r>
+    </w:p>
+    <w:p>
+      <w:pPr>
+        <w:pStyle w:val="ListParagraph"/>
+        <w:numPr>
+          <w:ilvl w:val="0"/>
+          <w:numId w:val="1"/>
+        </w:numPr>
+        <w:spacing w:after="60"/>
+      </w:pPr>
+      <w:r>
+        <w:t xml:space="preserve">screener.in consolidated (valuation, TTM, CAGRs, borrowings, promoter holding)</w:t>
+      </w:r>
+    </w:p>
+    <w:p>
+      <w:pPr>
+        <w:pStyle w:val="ListParagraph"/>
+        <w:numPr>
+          <w:ilvl w:val="0"/>
+          <w:numId w:val="1"/>
+        </w:numPr>
+        <w:spacing w:after="60"/>
+      </w:pPr>
+      <w:r>
+        <w:t xml:space="preserve">Yahoo/ScanX/Sahi Q1 FY27 (Jun 2026) results + Aug-12 earnings call highlights</w:t>
+      </w:r>
+    </w:p>
+    <w:p>
+      <w:pPr>
+        <w:pStyle w:val="ListParagraph"/>
+        <w:numPr>
+          <w:ilvl w:val="0"/>
+          <w:numId w:val="1"/>
+        </w:numPr>
+        <w:spacing w:after="60"/>
+      </w:pPr>
+      <w:r>
+        <w:t xml:space="preserve">Whalesbook FY26 full-year note (revenue +8%, profit down)</w:t>
+      </w:r>
+    </w:p>
+    <w:p>
+      <w:pPr>
+        <w:spacing w:after="120"/>
+      </w:pPr>
+      <w:r>
+        <w:rPr>
+          <w:b/>
+          <w:bCs/>
+          <w:sz w:val="20"/>
+          <w:szCs w:val="20"/>
+        </w:rPr>
+        <w:t xml:space="preserve">Annual-report findings (3-year view):</w:t>
+      </w:r>
+    </w:p>
+    <w:p>
+      <w:pPr>
+        <w:pStyle w:val="ListParagraph"/>
+        <w:numPr>
+          <w:ilvl w:val="0"/>
+          <w:numId w:val="1"/>
+        </w:numPr>
+        <w:spacing w:after="60"/>
+      </w:pPr>
+      <w:r>
+        <w:t xml:space="preserve">Borrowings ~Rs 233 Cr (Mar 2026) vs ~Rs 495 Cr (2019) - deleveraging is real but the balance sheet is not near-net-cash; the last pass's ~Rs 103 Cr figure was too low.</w:t>
+      </w:r>
+    </w:p>
+    <w:p>
+      <w:pPr>
+        <w:pStyle w:val="ListParagraph"/>
+        <w:numPr>
+          <w:ilvl w:val="0"/>
+          <w:numId w:val="1"/>
+        </w:numPr>
+        <w:spacing w:after="60"/>
+      </w:pPr>
+      <w:r>
+        <w:t xml:space="preserve">FY26 revenue +8% but full-year profit declined - a long monsoon Q2 remains the structural soft spot of the year.</w:t>
+      </w:r>
+    </w:p>
+    <w:p>
+      <w:pPr>
+        <w:pStyle w:val="ListParagraph"/>
+        <w:numPr>
+          <w:ilvl w:val="0"/>
+          <w:numId w:val="1"/>
+        </w:numPr>
+        <w:spacing w:after="60"/>
+      </w:pPr>
+      <w:r>
+        <w:t xml:space="preserve">Promoter holding 57.78%, down ~3.7% over 3 years; pledges fully released (2024); no dividend despite consistent profit.</w:t>
+      </w:r>
+    </w:p>
+    <w:p>
+      <w:pPr>
+        <w:pStyle w:val="ListParagraph"/>
+        <w:numPr>
+          <w:ilvl w:val="0"/>
+          <w:numId w:val="1"/>
+        </w:numPr>
+        <w:spacing w:after="60"/>
+      </w:pPr>
+      <w:r>
+        <w:t xml:space="preserve">ROCE ~15.8%, ROE ~11.6% (FY26) - clears a ~15% ROCE bar on capital employed but equity returns are still sub-14%.</w:t>
+      </w:r>
+    </w:p>
+    <w:p>
+      <w:pPr>
+        <w:pStyle w:val="ListParagraph"/>
+        <w:numPr>
+          <w:ilvl w:val="0"/>
+          <w:numId w:val="1"/>
+        </w:numPr>
+        <w:spacing w:after="60"/>
+      </w:pPr>
+      <w:r>
+        <w:t xml:space="preserve">5-yr sales CAGR ~42% is COVID-recovery-distorted; 3-yr profit CAGR is negative on the FY23 base effect.</w:t>
+      </w:r>
+    </w:p>
+    <w:p>
+      <w:pPr>
+        <w:spacing w:after="120"/>
+      </w:pPr>
+      <w:r>
+        <w:rPr>
+          <w:b/>
+          <w:bCs/>
+          <w:sz w:val="20"/>
+          <w:szCs w:val="20"/>
+        </w:rPr>
+        <w:t xml:space="preserve">Quarterly trend (last ~4 quarters + concall commentary):</w:t>
+      </w:r>
+    </w:p>
+    <w:p>
+      <w:pPr>
+        <w:pStyle w:val="ListParagraph"/>
+        <w:numPr>
+          <w:ilvl w:val="0"/>
+          <w:numId w:val="1"/>
+        </w:numPr>
+        <w:spacing w:after="60"/>
+      </w:pPr>
+      <w:r>
+        <w:t xml:space="preserve">Q1 FY26 (Jun 2025): PAT ~Rs 3.64 Cr (base), margin ~22%</w:t>
+      </w:r>
+    </w:p>
+    <w:p>
+      <w:pPr>
+        <w:pStyle w:val="ListParagraph"/>
+        <w:numPr>
+          <w:ilvl w:val="0"/>
+          <w:numId w:val="1"/>
+        </w:numPr>
+        <w:spacing w:after="60"/>
+      </w:pPr>
+      <w:r>
+        <w:t xml:space="preserve">Q2 FY26: weak - monsoon, occupancy dip, low/negative EBITDA</w:t>
+      </w:r>
+    </w:p>
+    <w:p>
+      <w:pPr>
+        <w:pStyle w:val="ListParagraph"/>
+        <w:numPr>
+          <w:ilvl w:val="0"/>
+          <w:numId w:val="1"/>
+        </w:numPr>
+        <w:spacing w:after="60"/>
+      </w:pPr>
+      <w:r>
+        <w:t xml:space="preserve">FY26 full year: revenue +8%, profit down YoY; Q4 profit +59% YoY</w:t>
+      </w:r>
+    </w:p>
+    <w:p>
+      <w:pPr>
+        <w:pStyle w:val="ListParagraph"/>
+        <w:numPr>
+          <w:ilvl w:val="0"/>
+          <w:numId w:val="1"/>
+        </w:numPr>
+        <w:spacing w:after="60"/>
+      </w:pPr>
+      <w:r>
+        <w:t xml:space="preserve">Q1 FY27 (Jun 2026): revenue Rs 91 Cr (+10% YoY), EBITDA Rs 25 Cr (+36%, 27% margin), PAT Rs 9.4 Cr (+158% YoY), same-store sales +17%, &gt;75% incremental flow-through</w:t>
+      </w:r>
+    </w:p>
+    <w:p>
+      <w:pPr>
+        <w:spacing w:after="120"/>
+      </w:pPr>
+      <w:r>
+        <w:rPr>
+          <w:b/>
+          <w:bCs/>
+          <w:sz w:val="20"/>
+          <w:szCs w:val="20"/>
+        </w:rPr>
+        <w:t xml:space="preserve">Exchange announcements (last 6 months):</w:t>
+      </w:r>
+    </w:p>
+    <w:p>
+      <w:pPr>
+        <w:pStyle w:val="ListParagraph"/>
+        <w:numPr>
+          <w:ilvl w:val="0"/>
+          <w:numId w:val="1"/>
+        </w:numPr>
+        <w:spacing w:after="60"/>
+      </w:pPr>
+      <w:r>
+        <w:t xml:space="preserve">Pipeline ~400 keys (Gwalior, Dwarka, Nashik, Rishikesh, Mandvi); Dwarka + Gwalior guided to open by end-2026.</w:t>
+      </w:r>
+    </w:p>
+    <w:p>
+      <w:pPr>
+        <w:pStyle w:val="ListParagraph"/>
+        <w:numPr>
+          <w:ilvl w:val="0"/>
+          <w:numId w:val="1"/>
+        </w:numPr>
+        <w:spacing w:after="60"/>
+      </w:pPr>
+      <w:r>
+        <w:t xml:space="preserve">Dehradun opening delayed ~6 months (owner-side); Nashik faces technical delays that may push it past the Kumbh window.</w:t>
+      </w:r>
+    </w:p>
+    <w:p>
+      <w:pPr>
+        <w:pStyle w:val="ListParagraph"/>
+        <w:numPr>
+          <w:ilvl w:val="0"/>
+          <w:numId w:val="1"/>
+        </w:numPr>
+        <w:spacing w:after="60"/>
+      </w:pPr>
+      <w:r>
+        <w:t xml:space="preserve">New CFO Milind Wadekar (30+ yrs hospitality finance) appointed.</w:t>
+      </w:r>
+    </w:p>
+    <w:p>
+      <w:pPr>
+        <w:pStyle w:val="ListParagraph"/>
+        <w:numPr>
+          <w:ilvl w:val="0"/>
+          <w:numId w:val="1"/>
+        </w:numPr>
+        <w:spacing w:after="60"/>
+      </w:pPr>
+      <w:r>
+        <w:t xml:space="preserve">Management declined to give specific FY27 financial guidance, citing uncertainty; reiterated a 30% EBITDA-margin aspiration over 2-3 years.</w:t>
+      </w:r>
+    </w:p>
+    <w:p>
+      <w:pPr>
+        <w:spacing w:after="120"/>
+      </w:pPr>
+      <w:r>
+        <w:rPr>
+          <w:b/>
+          <w:bCs/>
+          <w:sz w:val="20"/>
+          <w:szCs w:val="20"/>
+        </w:rPr>
+        <w:t xml:space="preserve">Key new facts vs. the prior write-up:</w:t>
+      </w:r>
+    </w:p>
+    <w:p>
+      <w:pPr>
+        <w:pStyle w:val="ListParagraph"/>
+        <w:numPr>
+          <w:ilvl w:val="0"/>
+          <w:numId w:val="1"/>
+        </w:numPr>
+        <w:spacing w:after="60"/>
+      </w:pPr>
+      <w:r>
+        <w:t xml:space="preserve">Operating leverage is now demonstrated, not hypothetical - two consecutive Q1s of triple-digit PAT growth and same-store sales +17%.</w:t>
+      </w:r>
+    </w:p>
+    <w:p>
+      <w:pPr>
+        <w:pStyle w:val="ListParagraph"/>
+        <w:numPr>
+          <w:ilvl w:val="0"/>
+          <w:numId w:val="1"/>
+        </w:numPr>
+        <w:spacing w:after="60"/>
+      </w:pPr>
+      <w:r>
+        <w:t xml:space="preserve">Debt is higher than the last pass recorded (~Rs 233 Cr, not ~Rs 103 Cr) - deleveraging continues but isn't finished.</w:t>
+      </w:r>
+    </w:p>
+    <w:p>
+      <w:pPr>
+        <w:pStyle w:val="ListParagraph"/>
+        <w:numPr>
+          <w:ilvl w:val="0"/>
+          <w:numId w:val="1"/>
+        </w:numPr>
+        <w:spacing w:after="60"/>
+      </w:pPr>
+      <w:r>
+        <w:t xml:space="preserve">Expansion timeline is slipping - a concrete, recurring instance of the execution-credibility concern.</w:t>
+      </w:r>
+    </w:p>
+    <w:p>
+      <w:pPr>
+        <w:pStyle w:val="ListParagraph"/>
+        <w:numPr>
+          <w:ilvl w:val="0"/>
+          <w:numId w:val="1"/>
+        </w:numPr>
+        <w:spacing w:after="60"/>
+      </w:pPr>
+      <w:r>
+        <w:t xml:space="preserve">Valuation has re-rated ~30% since the last pass; the deepest discount is gone though a peer gap remains.</w:t>
+      </w:r>
+    </w:p>
+    <w:p>
+      <w:pPr>
+        <w:spacing w:after="120"/>
+      </w:pPr>
+      <w:r>
+        <w:rPr>
+          <w:b/>
+          <w:bCs/>
+          <w:sz w:val="20"/>
+          <w:szCs w:val="20"/>
+        </w:rPr>
+        <w:t xml:space="preserve">Open questions / what to watch:</w:t>
+      </w:r>
+    </w:p>
+    <w:p>
+      <w:pPr>
+        <w:pStyle w:val="ListParagraph"/>
+        <w:numPr>
+          <w:ilvl w:val="0"/>
+          <w:numId w:val="1"/>
+        </w:numPr>
+        <w:spacing w:after="60"/>
+      </w:pPr>
+      <w:r>
+        <w:t xml:space="preserve">Does occupancy hold through Q2 FY27 (monsoon), or does the seasonal collapse repeat?</w:t>
+      </w:r>
+    </w:p>
+    <w:p>
+      <w:pPr>
+        <w:pStyle w:val="ListParagraph"/>
+        <w:numPr>
+          <w:ilvl w:val="0"/>
+          <w:numId w:val="1"/>
+        </w:numPr>
+        <w:spacing w:after="60"/>
+      </w:pPr>
+      <w:r>
+        <w:t xml:space="preserve">Will Dwarka/Gwalior actually open by end-2026, and how quickly do they ramp?</w:t>
+      </w:r>
+    </w:p>
+    <w:p>
+      <w:pPr>
+        <w:pStyle w:val="ListParagraph"/>
+        <w:numPr>
+          <w:ilvl w:val="0"/>
+          <w:numId w:val="1"/>
+        </w:numPr>
+        <w:spacing w:after="60"/>
+      </w:pPr>
+      <w:r>
+        <w:t xml:space="preserve">Can EBITDA margin move toward 30% while new-property ramp costs are in the base?</w:t>
+      </w:r>
+    </w:p>
+    <w:p>
+      <w:pPr>
+        <w:pStyle w:val="ListParagraph"/>
+        <w:numPr>
+          <w:ilvl w:val="0"/>
+          <w:numId w:val="1"/>
+        </w:numPr>
+        <w:spacing w:after="60"/>
+      </w:pPr>
+      <w:r>
+        <w:t xml:space="preserve">Is the residual ~Rs 233 Cr debt on a clear glide path to zero?</w:t>
+      </w:r>
+    </w:p>
+    <w:p>
+      <w:pPr>
+        <w:spacing w:after="120" w:before="120"/>
+      </w:pPr>
+      <w:r>
+        <w:rPr>
+          <w:b/>
+          <w:bCs/>
+          <w:sz w:val="20"/>
+          <w:szCs w:val="20"/>
+        </w:rPr>
+        <w:t xml:space="preserve">Conviction impact: </w:t>
+      </w:r>
+      <w:r>
+        <w:rPr>
+          <w:sz w:val="20"/>
+          <w:szCs w:val="20"/>
+        </w:rPr>
+        <w:t xml:space="preserve">Low -&gt; Low. Operating leverage and deleveraging strengthen the case, but management still won't guide, expansion timelines have slipped since the last pass, and the valuation discount has partly closed. Four-box holds at 2.5 (valuation=yes exception) so the 10x label stays; conviction stays Low on the unchanged management-quality gate.</w:t>
+      </w:r>
+    </w:p>
+    <w:p>
+      <w:pPr>
+        <w:pStyle w:val="Heading1"/>
+        <w:spacing w:after="120" w:before="280"/>
+      </w:pPr>
+      <w:r>
+        <w:t xml:space="preserve">Guidance &amp; Expectation Gap</w:t>
+      </w:r>
+    </w:p>
+    <w:p>
+      <w:pPr>
+        <w:spacing w:after="120"/>
+      </w:pPr>
       <w:r>
         <w:rPr>
           <w:i/>
@@ -353,6 +742,1811 @@
           <w:sz w:val="18"/>
           <w:szCs w:val="18"/>
         </w:rPr>
+        <w:t xml:space="preserve">Management guidance decoded into commitments, graded on the expectation → action → operational → commercial → financial ladder, then compared to what the current price appears to assume. Method: playbook/guidance-and-expectation-gap.md.</w:t>
+      </w:r>
+    </w:p>
+    <w:p>
+      <w:pPr>
+        <w:spacing w:after="120"/>
+      </w:pPr>
+      <w:r>
+        <w:rPr>
+          <w:b/>
+          <w:bCs/>
+          <w:sz w:val="20"/>
+          <w:szCs w:val="20"/>
+        </w:rPr>
+        <w:t xml:space="preserve">Commitment ladder (most-proven first):</w:t>
+      </w:r>
+    </w:p>
+    <w:tbl>
+      <w:tblPr>
+        <w:tblW w:type="dxa" w:w="9000"/>
+        <w:tblBorders>
+          <w:top w:val="single" w:color="auto" w:sz="4"/>
+          <w:left w:val="single" w:color="auto" w:sz="4"/>
+          <w:bottom w:val="single" w:color="auto" w:sz="4"/>
+          <w:right w:val="single" w:color="auto" w:sz="4"/>
+          <w:insideH w:val="single" w:color="auto" w:sz="4"/>
+          <w:insideV w:val="single" w:color="auto" w:sz="4"/>
+        </w:tblBorders>
+      </w:tblPr>
+      <w:tblGrid>
+        <w:gridCol w:w="1100"/>
+        <w:gridCol w:w="2600"/>
+        <w:gridCol w:w="2400"/>
+        <w:gridCol w:w="900"/>
+        <w:gridCol w:w="1200"/>
+        <w:gridCol w:w="800"/>
+      </w:tblGrid>
+      <w:tr>
+        <w:trPr>
+          <w:tblHeader/>
+        </w:trPr>
+        <w:tc>
+          <w:tcPr>
+            <w:tcW w:type="dxa" w:w="1100"/>
+            <w:shd w:fill="F2F2F2" w:val="clear"/>
+          </w:tcPr>
+          <w:p>
+            <w:r>
+              <w:rPr>
+                <w:b/>
+                <w:bCs/>
+                <w:sz w:val="18"/>
+                <w:szCs w:val="18"/>
+              </w:rPr>
+              <w:t xml:space="preserve">Area</w:t>
+            </w:r>
+          </w:p>
+        </w:tc>
+        <w:tc>
+          <w:tcPr>
+            <w:tcW w:type="dxa" w:w="2600"/>
+            <w:shd w:fill="F2F2F2" w:val="clear"/>
+          </w:tcPr>
+          <w:p>
+            <w:r>
+              <w:rPr>
+                <w:b/>
+                <w:bCs/>
+                <w:sz w:val="18"/>
+                <w:szCs w:val="18"/>
+              </w:rPr>
+              <w:t xml:space="preserve">Commitment</w:t>
+            </w:r>
+          </w:p>
+        </w:tc>
+        <w:tc>
+          <w:tcPr>
+            <w:tcW w:type="dxa" w:w="2400"/>
+            <w:shd w:fill="F2F2F2" w:val="clear"/>
+          </w:tcPr>
+          <w:p>
+            <w:r>
+              <w:rPr>
+                <w:b/>
+                <w:bCs/>
+                <w:sz w:val="18"/>
+                <w:szCs w:val="18"/>
+              </w:rPr>
+              <w:t xml:space="preserve">Specifics</w:t>
+            </w:r>
+          </w:p>
+        </w:tc>
+        <w:tc>
+          <w:tcPr>
+            <w:tcW w:type="dxa" w:w="900"/>
+            <w:shd w:fill="F2F2F2" w:val="clear"/>
+          </w:tcPr>
+          <w:p>
+            <w:r>
+              <w:rPr>
+                <w:b/>
+                <w:bCs/>
+                <w:sz w:val="18"/>
+                <w:szCs w:val="18"/>
+              </w:rPr>
+              <w:t xml:space="preserve">By when</w:t>
+            </w:r>
+          </w:p>
+        </w:tc>
+        <w:tc>
+          <w:tcPr>
+            <w:tcW w:type="dxa" w:w="1200"/>
+            <w:shd w:fill="F2F2F2" w:val="clear"/>
+          </w:tcPr>
+          <w:p>
+            <w:r>
+              <w:rPr>
+                <w:b/>
+                <w:bCs/>
+                <w:sz w:val="18"/>
+                <w:szCs w:val="18"/>
+              </w:rPr>
+              <w:t xml:space="preserve">Stage</w:t>
+            </w:r>
+          </w:p>
+        </w:tc>
+        <w:tc>
+          <w:tcPr>
+            <w:tcW w:type="dxa" w:w="800"/>
+            <w:shd w:fill="F2F2F2" w:val="clear"/>
+          </w:tcPr>
+          <w:p>
+            <w:r>
+              <w:rPr>
+                <w:b/>
+                <w:bCs/>
+                <w:sz w:val="18"/>
+                <w:szCs w:val="18"/>
+              </w:rPr>
+              <w:t xml:space="preserve">Thesis-critical</w:t>
+            </w:r>
+          </w:p>
+        </w:tc>
+      </w:tr>
+      <w:tr>
+        <w:tc>
+          <w:tcPr>
+            <w:tcW w:type="dxa" w:w="1100"/>
+          </w:tcPr>
+          <w:p>
+            <w:r>
+              <w:rPr>
+                <w:b w:val="false"/>
+                <w:bCs w:val="false"/>
+                <w:sz w:val="18"/>
+                <w:szCs w:val="18"/>
+              </w:rPr>
+              <w:t xml:space="preserve">capacity</w:t>
+            </w:r>
+          </w:p>
+        </w:tc>
+        <w:tc>
+          <w:tcPr>
+            <w:tcW w:type="dxa" w:w="2600"/>
+          </w:tcPr>
+          <w:p>
+            <w:r>
+              <w:rPr>
+                <w:b w:val="false"/>
+                <w:bCs w:val="false"/>
+                <w:sz w:val="18"/>
+                <w:szCs w:val="18"/>
+              </w:rPr>
+              <w:t xml:space="preserve">Open ~400-key pipeline; Dwarka + Gwalior by end-2026</w:t>
+            </w:r>
+          </w:p>
+        </w:tc>
+        <w:tc>
+          <w:tcPr>
+            <w:tcW w:type="dxa" w:w="2400"/>
+          </w:tcPr>
+          <w:p>
+            <w:r>
+              <w:rPr>
+                <w:b w:val="false"/>
+                <w:bCs w:val="false"/>
+                <w:sz w:val="18"/>
+                <w:szCs w:val="18"/>
+              </w:rPr>
+              <w:t xml:space="preserve">Gwalior, Dwarka, Nashik, Rishikesh, Mandvi; toward ~2,500 keys then 4,000-5,000 medium-term</w:t>
+            </w:r>
+          </w:p>
+        </w:tc>
+        <w:tc>
+          <w:tcPr>
+            <w:tcW w:type="dxa" w:w="900"/>
+          </w:tcPr>
+          <w:p>
+            <w:r>
+              <w:rPr>
+                <w:b w:val="false"/>
+                <w:bCs w:val="false"/>
+                <w:sz w:val="18"/>
+                <w:szCs w:val="18"/>
+              </w:rPr>
+              <w:t xml:space="preserve">FY27</w:t>
+            </w:r>
+          </w:p>
+        </w:tc>
+        <w:tc>
+          <w:tcPr>
+            <w:tcW w:type="dxa" w:w="1200"/>
+          </w:tcPr>
+          <w:p>
+            <w:r>
+              <w:rPr>
+                <w:b w:val="false"/>
+                <w:bCs w:val="false"/>
+                <w:sz w:val="18"/>
+                <w:szCs w:val="18"/>
+              </w:rPr>
+              <w:t xml:space="preserve">operational</w:t>
+            </w:r>
+          </w:p>
+        </w:tc>
+        <w:tc>
+          <w:tcPr>
+            <w:tcW w:type="dxa" w:w="800"/>
+          </w:tcPr>
+          <w:p>
+            <w:r>
+              <w:rPr>
+                <w:b w:val="false"/>
+                <w:bCs w:val="false"/>
+                <w:sz w:val="18"/>
+                <w:szCs w:val="18"/>
+              </w:rPr>
+              <w:t xml:space="preserve">yes</w:t>
+            </w:r>
+          </w:p>
+        </w:tc>
+      </w:tr>
+      <w:tr>
+        <w:tc>
+          <w:tcPr>
+            <w:tcW w:type="dxa" w:w="1100"/>
+          </w:tcPr>
+          <w:p>
+            <w:r>
+              <w:rPr>
+                <w:b w:val="false"/>
+                <w:bCs w:val="false"/>
+                <w:sz w:val="18"/>
+                <w:szCs w:val="18"/>
+              </w:rPr>
+              <w:t xml:space="preserve">margin</w:t>
+            </w:r>
+          </w:p>
+        </w:tc>
+        <w:tc>
+          <w:tcPr>
+            <w:tcW w:type="dxa" w:w="2600"/>
+          </w:tcPr>
+          <w:p>
+            <w:r>
+              <w:rPr>
+                <w:b w:val="false"/>
+                <w:bCs w:val="false"/>
+                <w:sz w:val="18"/>
+                <w:szCs w:val="18"/>
+              </w:rPr>
+              <w:t xml:space="preserve">EBITDA margin toward 30% over 2-3 years</w:t>
+            </w:r>
+          </w:p>
+        </w:tc>
+        <w:tc>
+          <w:tcPr>
+            <w:tcW w:type="dxa" w:w="2400"/>
+          </w:tcPr>
+          <w:p>
+            <w:r>
+              <w:rPr>
+                <w:b w:val="false"/>
+                <w:bCs w:val="false"/>
+                <w:sz w:val="18"/>
+                <w:szCs w:val="18"/>
+              </w:rPr>
+              <w:t xml:space="preserve">&gt;75% flow-through on incremental revenue; current ~27%</w:t>
+            </w:r>
+          </w:p>
+        </w:tc>
+        <w:tc>
+          <w:tcPr>
+            <w:tcW w:type="dxa" w:w="900"/>
+          </w:tcPr>
+          <w:p>
+            <w:r>
+              <w:rPr>
+                <w:b w:val="false"/>
+                <w:bCs w:val="false"/>
+                <w:sz w:val="18"/>
+                <w:szCs w:val="18"/>
+              </w:rPr>
+              <w:t xml:space="preserve">FY28</w:t>
+            </w:r>
+          </w:p>
+        </w:tc>
+        <w:tc>
+          <w:tcPr>
+            <w:tcW w:type="dxa" w:w="1200"/>
+          </w:tcPr>
+          <w:p>
+            <w:r>
+              <w:rPr>
+                <w:b w:val="false"/>
+                <w:bCs w:val="false"/>
+                <w:sz w:val="18"/>
+                <w:szCs w:val="18"/>
+              </w:rPr>
+              <w:t xml:space="preserve">expectation</w:t>
+            </w:r>
+          </w:p>
+        </w:tc>
+        <w:tc>
+          <w:tcPr>
+            <w:tcW w:type="dxa" w:w="800"/>
+          </w:tcPr>
+          <w:p>
+            <w:r>
+              <w:rPr>
+                <w:b w:val="false"/>
+                <w:bCs w:val="false"/>
+                <w:sz w:val="18"/>
+                <w:szCs w:val="18"/>
+              </w:rPr>
+              <w:t xml:space="preserve">yes</w:t>
+            </w:r>
+          </w:p>
+        </w:tc>
+      </w:tr>
+      <w:tr>
+        <w:tc>
+          <w:tcPr>
+            <w:tcW w:type="dxa" w:w="1100"/>
+          </w:tcPr>
+          <w:p>
+            <w:r>
+              <w:rPr>
+                <w:b w:val="false"/>
+                <w:bCs w:val="false"/>
+                <w:sz w:val="18"/>
+                <w:szCs w:val="18"/>
+              </w:rPr>
+              <w:t xml:space="preserve">balance_sheet</w:t>
+            </w:r>
+          </w:p>
+        </w:tc>
+        <w:tc>
+          <w:tcPr>
+            <w:tcW w:type="dxa" w:w="2600"/>
+          </w:tcPr>
+          <w:p>
+            <w:r>
+              <w:rPr>
+                <w:b w:val="false"/>
+                <w:bCs w:val="false"/>
+                <w:sz w:val="18"/>
+                <w:szCs w:val="18"/>
+              </w:rPr>
+              <w:t xml:space="preserve">Continue paying down the residual ~Rs 233 Cr of borrowings</w:t>
+            </w:r>
+          </w:p>
+        </w:tc>
+        <w:tc>
+          <w:tcPr>
+            <w:tcW w:type="dxa" w:w="2400"/>
+          </w:tcPr>
+          <w:p>
+            <w:r>
+              <w:rPr>
+                <w:b w:val="false"/>
+                <w:bCs w:val="false"/>
+                <w:sz w:val="18"/>
+                <w:szCs w:val="18"/>
+              </w:rPr>
+              <w:t xml:space="preserve">pledges already cleared; finance costs down sharply from FY24</w:t>
+            </w:r>
+          </w:p>
+        </w:tc>
+        <w:tc>
+          <w:tcPr>
+            <w:tcW w:type="dxa" w:w="900"/>
+          </w:tcPr>
+          <w:p>
+            <w:r>
+              <w:rPr>
+                <w:b w:val="false"/>
+                <w:bCs w:val="false"/>
+                <w:sz w:val="18"/>
+                <w:szCs w:val="18"/>
+              </w:rPr>
+              <w:t xml:space="preserve">FY28</w:t>
+            </w:r>
+          </w:p>
+        </w:tc>
+        <w:tc>
+          <w:tcPr>
+            <w:tcW w:type="dxa" w:w="1200"/>
+          </w:tcPr>
+          <w:p>
+            <w:r>
+              <w:rPr>
+                <w:b w:val="false"/>
+                <w:bCs w:val="false"/>
+                <w:sz w:val="18"/>
+                <w:szCs w:val="18"/>
+              </w:rPr>
+              <w:t xml:space="preserve">operational</w:t>
+            </w:r>
+          </w:p>
+        </w:tc>
+        <w:tc>
+          <w:tcPr>
+            <w:tcW w:type="dxa" w:w="800"/>
+          </w:tcPr>
+          <w:p>
+            <w:r>
+              <w:rPr>
+                <w:b w:val="false"/>
+                <w:bCs w:val="false"/>
+                <w:sz w:val="18"/>
+                <w:szCs w:val="18"/>
+              </w:rPr>
+              <w:t xml:space="preserve"/>
+            </w:r>
+          </w:p>
+        </w:tc>
+      </w:tr>
+    </w:tbl>
+    <w:p>
+      <w:pPr>
+        <w:spacing w:after="60" w:before="120"/>
+      </w:pPr>
+      <w:r>
+        <w:rPr>
+          <w:b/>
+          <w:bCs/>
+          <w:sz w:val="20"/>
+          <w:szCs w:val="20"/>
+        </w:rPr>
+        <w:t xml:space="preserve">Earnings chain: </w:t>
+      </w:r>
+      <w:r>
+        <w:rPr>
+          <w:b w:val="false"/>
+          <w:bCs w:val="false"/>
+          <w:sz w:val="20"/>
+          <w:szCs w:val="20"/>
+        </w:rPr>
+        <w:t xml:space="preserve">domestic travel demand</w:t>
+      </w:r>
+      <w:r>
+        <w:rPr>
+          <w:color w:val="666666"/>
+          <w:sz w:val="20"/>
+          <w:szCs w:val="20"/>
+        </w:rPr>
+        <w:t xml:space="preserve"> → </w:t>
+      </w:r>
+      <w:r>
+        <w:rPr>
+          <w:b w:val="false"/>
+          <w:bCs w:val="false"/>
+          <w:sz w:val="20"/>
+          <w:szCs w:val="20"/>
+        </w:rPr>
+        <w:t xml:space="preserve">same-store occupancy + ARR growth (+17% Q1 FY27)</w:t>
+      </w:r>
+      <w:r>
+        <w:rPr>
+          <w:color w:val="666666"/>
+          <w:sz w:val="20"/>
+          <w:szCs w:val="20"/>
+        </w:rPr>
+        <w:t xml:space="preserve"> → </w:t>
+      </w:r>
+      <w:r>
+        <w:rPr>
+          <w:b w:val="false"/>
+          <w:bCs w:val="false"/>
+          <w:sz w:val="20"/>
+          <w:szCs w:val="20"/>
+        </w:rPr>
+        <w:t xml:space="preserve">operating leverage (&gt;75% flow-through)</w:t>
+      </w:r>
+      <w:r>
+        <w:rPr>
+          <w:color w:val="666666"/>
+          <w:sz w:val="20"/>
+          <w:szCs w:val="20"/>
+        </w:rPr>
+        <w:t xml:space="preserve"> → </w:t>
+      </w:r>
+      <w:r>
+        <w:rPr>
+          <w:b/>
+          <w:bCs/>
+          <w:color w:val="A32020"/>
+          <w:sz w:val="20"/>
+          <w:szCs w:val="20"/>
+        </w:rPr>
+        <w:t xml:space="preserve">new keys open + ramp</w:t>
+      </w:r>
+      <w:r>
+        <w:rPr>
+          <w:color w:val="666666"/>
+          <w:sz w:val="20"/>
+          <w:szCs w:val="20"/>
+        </w:rPr>
+        <w:t xml:space="preserve"> → </w:t>
+      </w:r>
+      <w:r>
+        <w:rPr>
+          <w:b w:val="false"/>
+          <w:bCs w:val="false"/>
+          <w:sz w:val="20"/>
+          <w:szCs w:val="20"/>
+        </w:rPr>
+        <w:t xml:space="preserve">EBITDA margin toward 30%</w:t>
+      </w:r>
+      <w:r>
+        <w:rPr>
+          <w:color w:val="666666"/>
+          <w:sz w:val="20"/>
+          <w:szCs w:val="20"/>
+        </w:rPr>
+        <w:t xml:space="preserve"> → </w:t>
+      </w:r>
+      <w:r>
+        <w:rPr>
+          <w:b w:val="false"/>
+          <w:bCs w:val="false"/>
+          <w:sz w:val="20"/>
+          <w:szCs w:val="20"/>
+        </w:rPr>
+        <w:t xml:space="preserve">lower interest on continued deleveraging</w:t>
+      </w:r>
+      <w:r>
+        <w:rPr>
+          <w:color w:val="666666"/>
+          <w:sz w:val="20"/>
+          <w:szCs w:val="20"/>
+        </w:rPr>
+        <w:t xml:space="preserve"> → </w:t>
+      </w:r>
+      <w:r>
+        <w:rPr>
+          <w:b w:val="false"/>
+          <w:bCs w:val="false"/>
+          <w:sz w:val="20"/>
+          <w:szCs w:val="20"/>
+        </w:rPr>
+        <w:t xml:space="preserve">PAT growth + multiple re-rating toward peers</w:t>
+      </w:r>
+    </w:p>
+    <w:p>
+      <w:pPr>
+        <w:spacing w:after="120"/>
+      </w:pPr>
+      <w:r>
+        <w:rPr>
+          <w:color w:val="666666"/>
+          <w:sz w:val="18"/>
+          <w:szCs w:val="18"/>
+        </w:rPr>
+        <w:t xml:space="preserve">Bottleneck link: new keys open + ramp.</w:t>
+      </w:r>
+    </w:p>
+    <w:p>
+      <w:pPr>
+        <w:spacing w:after="120"/>
+      </w:pPr>
+      <w:r>
+        <w:rPr>
+          <w:color w:val="666666"/>
+          <w:sz w:val="18"/>
+          <w:szCs w:val="18"/>
+        </w:rPr>
+        <w:t xml:space="preserve">Operating leverage: yes — demonstrated: EBITDA +36% on +10% revenue, &gt;75% incremental flow-through</w:t>
+      </w:r>
+    </w:p>
+    <w:p>
+      <w:pPr>
+        <w:spacing w:after="120"/>
+      </w:pPr>
+      <w:r>
+        <w:rPr>
+          <w:color w:val="666666"/>
+          <w:sz w:val="18"/>
+          <w:szCs w:val="18"/>
+        </w:rPr>
+        <w:t xml:space="preserve">Evidenced: domestic travel demand; same-store occupancy + ARR growth (+17% Q1 FY27); operating leverage (&gt;75% flow-through). Still assumed: new keys open + ramp; EBITDA margin toward 30%; lower interest on continued deleveraging; PAT growth + multiple re-rating toward peers.</w:t>
+      </w:r>
+    </w:p>
+    <w:p>
+      <w:pPr>
+        <w:spacing w:after="120"/>
+      </w:pPr>
+      <w:r>
+        <w:rPr>
+          <w:b/>
+          <w:bCs/>
+          <w:sz w:val="20"/>
+          <w:szCs w:val="20"/>
+        </w:rPr>
+        <w:t xml:space="preserve">Market expectation vs. our path:</w:t>
+      </w:r>
+    </w:p>
+    <w:tbl>
+      <w:tblPr>
+        <w:tblW w:type="dxa" w:w="9000"/>
+        <w:tblBorders>
+          <w:top w:val="single" w:color="auto" w:sz="4"/>
+          <w:left w:val="single" w:color="auto" w:sz="4"/>
+          <w:bottom w:val="single" w:color="auto" w:sz="4"/>
+          <w:right w:val="single" w:color="auto" w:sz="4"/>
+          <w:insideH w:val="single" w:color="auto" w:sz="4"/>
+          <w:insideV w:val="single" w:color="auto" w:sz="4"/>
+        </w:tblBorders>
+      </w:tblPr>
+      <w:tblGrid>
+        <w:gridCol w:w="3200"/>
+        <w:gridCol w:w="5800"/>
+      </w:tblGrid>
+      <w:tr>
+        <w:tc>
+          <w:tcPr>
+            <w:tcW w:type="dxa" w:w="3200"/>
+            <w:shd w:fill="F2F2F2" w:val="clear"/>
+          </w:tcPr>
+          <w:p>
+            <w:r>
+              <w:rPr>
+                <w:b/>
+                <w:bCs/>
+              </w:rPr>
+              <w:t xml:space="preserve">As of</w:t>
+            </w:r>
+          </w:p>
+        </w:tc>
+        <w:tc>
+          <w:tcPr>
+            <w:tcW w:type="dxa" w:w="5800"/>
+          </w:tcPr>
+          <w:p>
+            <w:r>
+              <w:t xml:space="preserve">2026-09-08</w:t>
+            </w:r>
+          </w:p>
+        </w:tc>
+      </w:tr>
+      <w:tr>
+        <w:tc>
+          <w:tcPr>
+            <w:tcW w:type="dxa" w:w="3200"/>
+            <w:shd w:fill="F2F2F2" w:val="clear"/>
+          </w:tcPr>
+          <w:p>
+            <w:r>
+              <w:rPr>
+                <w:b/>
+                <w:bCs/>
+              </w:rPr>
+              <w:t xml:space="preserve">Price / multiple</w:t>
+            </w:r>
+          </w:p>
+        </w:tc>
+        <w:tc>
+          <w:tcPr>
+            <w:tcW w:type="dxa" w:w="5800"/>
+          </w:tcPr>
+          <w:p>
+            <w:r>
+              <w:t xml:space="preserve">Rs 230 · 16.2x P/E</w:t>
+            </w:r>
+          </w:p>
+        </w:tc>
+      </w:tr>
+      <w:tr>
+        <w:tc>
+          <w:tcPr>
+            <w:tcW w:type="dxa" w:w="3200"/>
+            <w:shd w:fill="F2F2F2" w:val="clear"/>
+          </w:tcPr>
+          <w:p>
+            <w:r>
+              <w:rPr>
+                <w:b/>
+                <w:bCs/>
+              </w:rPr>
+              <w:t xml:space="preserve">Right valuation lens</w:t>
+            </w:r>
+          </w:p>
+        </w:tc>
+        <w:tc>
+          <w:tcPr>
+            <w:tcW w:type="dxa" w:w="5800"/>
+          </w:tcPr>
+          <w:p>
+            <w:r>
+              <w:t xml:space="preserve">EV/EBITDA</w:t>
+            </w:r>
+          </w:p>
+        </w:tc>
+      </w:tr>
+      <w:tr>
+        <w:tc>
+          <w:tcPr>
+            <w:tcW w:type="dxa" w:w="3200"/>
+            <w:shd w:fill="F2F2F2" w:val="clear"/>
+          </w:tcPr>
+          <w:p>
+            <w:r>
+              <w:rPr>
+                <w:b/>
+                <w:bCs/>
+              </w:rPr>
+              <w:t xml:space="preserve">Price implies</w:t>
+            </w:r>
+          </w:p>
+        </w:tc>
+        <w:tc>
+          <w:tcPr>
+            <w:tcW w:type="dxa" w:w="5800"/>
+          </w:tcPr>
+          <w:p>
+            <w:r>
+              <w:t xml:space="preserve">~12-15% EPS CAGR FY26-FY28 justifies ~16x P/E against a ~14-16x exit for a mid-tier hotel operator; the re-rating case is that a peer-convergence toward ~18-22x plus key additions delivers the multiple</w:t>
+            </w:r>
+          </w:p>
+        </w:tc>
+      </w:tr>
+      <w:tr>
+        <w:tc>
+          <w:tcPr>
+            <w:tcW w:type="dxa" w:w="3200"/>
+            <w:shd w:fill="F2F2F2" w:val="clear"/>
+          </w:tcPr>
+          <w:p>
+            <w:r>
+              <w:rPr>
+                <w:b/>
+                <w:bCs/>
+              </w:rPr>
+              <w:t xml:space="preserve">Our FY27</w:t>
+            </w:r>
+          </w:p>
+        </w:tc>
+        <w:tc>
+          <w:tcPr>
+            <w:tcW w:type="dxa" w:w="5800"/>
+          </w:tcPr>
+          <w:p>
+            <w:r>
+              <w:t xml:space="preserve">revenue Rs 430-470 Cr (+10-18%), EBITDA margin 27-28%, PAT Rs 55-70 Cr as leverage flows through, monsoon Q2 permitting</w:t>
+            </w:r>
+          </w:p>
+        </w:tc>
+      </w:tr>
+      <w:tr>
+        <w:tc>
+          <w:tcPr>
+            <w:tcW w:type="dxa" w:w="3200"/>
+            <w:shd w:fill="F2F2F2" w:val="clear"/>
+          </w:tcPr>
+          <w:p>
+            <w:r>
+              <w:rPr>
+                <w:b/>
+                <w:bCs/>
+              </w:rPr>
+              <w:t xml:space="preserve">Our FY28</w:t>
+            </w:r>
+          </w:p>
+        </w:tc>
+        <w:tc>
+          <w:tcPr>
+            <w:tcW w:type="dxa" w:w="5800"/>
+          </w:tcPr>
+          <w:p>
+            <w:r>
+              <w:t xml:space="preserve">with Dwarka/Gwalior ramping and margin toward 29-30%, PAT Rs 80-105 Cr; contingent on openings not slipping further</w:t>
+            </w:r>
+          </w:p>
+        </w:tc>
+      </w:tr>
+      <w:tr>
+        <w:tc>
+          <w:tcPr>
+            <w:tcW w:type="dxa" w:w="3200"/>
+            <w:shd w:fill="F2F2F2" w:val="clear"/>
+          </w:tcPr>
+          <w:p>
+            <w:r>
+              <w:rPr>
+                <w:b/>
+                <w:bCs/>
+              </w:rPr>
+              <w:t xml:space="preserve">Gap direction</w:t>
+            </w:r>
+          </w:p>
+        </w:tc>
+        <w:tc>
+          <w:tcPr>
+            <w:tcW w:type="dxa" w:w="5800"/>
+          </w:tcPr>
+          <w:p>
+            <w:r>
+              <w:t xml:space="preserve">partially-priced</w:t>
+            </w:r>
+          </w:p>
+        </w:tc>
+      </w:tr>
+      <w:tr>
+        <w:tc>
+          <w:tcPr>
+            <w:tcW w:type="dxa" w:w="3200"/>
+            <w:shd w:fill="F2F2F2" w:val="clear"/>
+          </w:tcPr>
+          <w:p>
+            <w:r>
+              <w:rPr>
+                <w:b/>
+                <w:bCs/>
+              </w:rPr>
+              <w:t xml:space="preserve">Gap type</w:t>
+            </w:r>
+          </w:p>
+        </w:tc>
+        <w:tc>
+          <w:tcPr>
+            <w:tcW w:type="dxa" w:w="5800"/>
+          </w:tcPr>
+          <w:p>
+            <w:r>
+              <w:t xml:space="preserve">duration</w:t>
+            </w:r>
+          </w:p>
+        </w:tc>
+      </w:tr>
+      <w:tr>
+        <w:tc>
+          <w:tcPr>
+            <w:tcW w:type="dxa" w:w="3200"/>
+            <w:shd w:fill="F2F2F2" w:val="clear"/>
+          </w:tcPr>
+          <w:p>
+            <w:r>
+              <w:rPr>
+                <w:b/>
+                <w:bCs/>
+              </w:rPr>
+              <w:t xml:space="preserve">Gap magnitude</w:t>
+            </w:r>
+          </w:p>
+        </w:tc>
+        <w:tc>
+          <w:tcPr>
+            <w:tcW w:type="dxa" w:w="5800"/>
+          </w:tcPr>
+          <w:p>
+            <w:r>
+              <w:t xml:space="preserve">15% (our FY28 PAT vs implied)</w:t>
+            </w:r>
+          </w:p>
+        </w:tc>
+      </w:tr>
+      <w:tr>
+        <w:tc>
+          <w:tcPr>
+            <w:tcW w:type="dxa" w:w="3200"/>
+            <w:shd w:fill="F2F2F2" w:val="clear"/>
+          </w:tcPr>
+          <w:p>
+            <w:r>
+              <w:rPr>
+                <w:b/>
+                <w:bCs/>
+              </w:rPr>
+              <w:t xml:space="preserve">Gap basis</w:t>
+            </w:r>
+          </w:p>
+        </w:tc>
+        <w:tc>
+          <w:tcPr>
+            <w:tcW w:type="dxa" w:w="5800"/>
+          </w:tcPr>
+          <w:p>
+            <w:r>
+              <w:t xml:space="preserve">market prices the near-term earnings recovery but not a full peer-multiple convergence or the medium-term 4,000-5,000-key ambition; execution-credibility discount is the offset</w:t>
+            </w:r>
+          </w:p>
+        </w:tc>
+      </w:tr>
+      <w:tr>
+        <w:tc>
+          <w:tcPr>
+            <w:tcW w:type="dxa" w:w="3200"/>
+            <w:shd w:fill="F2F2F2" w:val="clear"/>
+          </w:tcPr>
+          <w:p>
+            <w:r>
+              <w:rPr>
+                <w:b/>
+                <w:bCs/>
+              </w:rPr>
+              <w:t xml:space="preserve">Evidence quality</w:t>
+            </w:r>
+          </w:p>
+        </w:tc>
+        <w:tc>
+          <w:tcPr>
+            <w:tcW w:type="dxa" w:w="5800"/>
+          </w:tcPr>
+          <w:p>
+            <w:r>
+              <w:t xml:space="preserve">weak</w:t>
+            </w:r>
+          </w:p>
+        </w:tc>
+      </w:tr>
+    </w:tbl>
+    <w:p>
+      <w:pPr>
+        <w:spacing w:after="120"/>
+      </w:pPr>
+      <w:r>
+        <w:rPr>
+          <w:i/>
+          <w:iCs/>
+          <w:color w:val="666666"/>
+          <w:sz w:val="16"/>
+          <w:szCs w:val="16"/>
+        </w:rPr>
+        <w:t xml:space="preserve">no broker consensus; implied path is a reverse-P/E estimate + screener.in forward figures + VP thread view</w:t>
+      </w:r>
+    </w:p>
+    <w:p>
+      <w:pPr>
+        <w:spacing w:after="120" w:before="120"/>
+      </w:pPr>
+      <w:r>
+        <w:rPr>
+          <w:b/>
+          <w:bCs/>
+          <w:sz w:val="20"/>
+          <w:szCs w:val="20"/>
+        </w:rPr>
+        <w:t xml:space="preserve">Catalyst: </w:t>
+      </w:r>
+      <w:r>
+        <w:rPr>
+          <w:sz w:val="20"/>
+          <w:szCs w:val="20"/>
+        </w:rPr>
+        <w:t xml:space="preserve">Dwarka + Gwalior opening by end-2026 and a Q2/Q3 FY27 print showing occupancy held through the monsoon with margin toward 28-30%</w:t>
+      </w:r>
+      <w:r>
+        <w:rPr>
+          <w:color w:val="666666"/>
+          <w:sz w:val="18"/>
+          <w:szCs w:val="18"/>
+        </w:rPr>
+        <w:t xml:space="preserve"> (window ~9M from 2026-09-08; dated; evidence low; pending)</w:t>
+      </w:r>
+    </w:p>
+    <w:p>
+      <w:pPr>
+        <w:pStyle w:val="Heading1"/>
+        <w:spacing w:after="120" w:before="280"/>
+      </w:pPr>
+      <w:r>
+        <w:t xml:space="preserve">Ishmohit-Lens Checks (value chain · earnings quality · growth trajectory · management · quality metrics · track record · global-signal check)</w:t>
+      </w:r>
+    </w:p>
+    <w:p>
+      <w:pPr>
+        <w:spacing w:after="120"/>
+      </w:pPr>
+      <w:r>
+        <w:rPr>
+          <w:i/>
+          <w:iCs/>
+          <w:color w:val="666666"/>
+          <w:sz w:val="18"/>
+          <w:szCs w:val="18"/>
+        </w:rPr>
+        <w:t xml:space="preserve">Extra checks drawn from @ishmohit1 / SOIC methodology (playbook/ishmohit-soic-style.md): where the company sits in its value chain and what the supply side is doing, whether a margin/PAT inflection is structural or a cyclical peak, the rate-of-change of growth vs. what the multiple demands, and management quality as a positive attribute.</w:t>
+      </w:r>
+    </w:p>
+    <w:p>
+      <w:pPr>
+        <w:spacing w:after="120"/>
+      </w:pPr>
+      <w:r>
+        <w:rPr>
+          <w:b/>
+          <w:bCs/>
+          <w:sz w:val="20"/>
+          <w:szCs w:val="20"/>
+        </w:rPr>
+        <w:t xml:space="preserve">Value chain &amp; supply side:</w:t>
+      </w:r>
+    </w:p>
+    <w:tbl>
+      <w:tblPr>
+        <w:tblW w:type="dxa" w:w="9000"/>
+        <w:tblBorders>
+          <w:top w:val="single" w:color="auto" w:sz="4"/>
+          <w:left w:val="single" w:color="auto" w:sz="4"/>
+          <w:bottom w:val="single" w:color="auto" w:sz="4"/>
+          <w:right w:val="single" w:color="auto" w:sz="4"/>
+          <w:insideH w:val="single" w:color="auto" w:sz="4"/>
+          <w:insideV w:val="single" w:color="auto" w:sz="4"/>
+        </w:tblBorders>
+      </w:tblPr>
+      <w:tblGrid>
+        <w:gridCol w:w="3200"/>
+        <w:gridCol w:w="5800"/>
+      </w:tblGrid>
+      <w:tr>
+        <w:tc>
+          <w:tcPr>
+            <w:tcW w:type="dxa" w:w="3200"/>
+            <w:shd w:fill="F2F2F2" w:val="clear"/>
+          </w:tcPr>
+          <w:p>
+            <w:r>
+              <w:rPr>
+                <w:b/>
+                <w:bCs/>
+              </w:rPr>
+              <w:t xml:space="preserve">Theme</w:t>
+            </w:r>
+          </w:p>
+        </w:tc>
+        <w:tc>
+          <w:tcPr>
+            <w:tcW w:type="dxa" w:w="5800"/>
+          </w:tcPr>
+          <w:p>
+            <w:r>
+              <w:t xml:space="preserve">domestic mid-to-upscale hospitality up-cycle + asset-light key expansion</w:t>
+            </w:r>
+          </w:p>
+        </w:tc>
+      </w:tr>
+      <w:tr>
+        <w:tc>
+          <w:tcPr>
+            <w:tcW w:type="dxa" w:w="3200"/>
+            <w:shd w:fill="F2F2F2" w:val="clear"/>
+          </w:tcPr>
+          <w:p>
+            <w:r>
+              <w:rPr>
+                <w:b/>
+                <w:bCs/>
+              </w:rPr>
+              <w:t xml:space="preserve">This company's position</w:t>
+            </w:r>
+          </w:p>
+        </w:tc>
+        <w:tc>
+          <w:tcPr>
+            <w:tcW w:type="dxa" w:w="5800"/>
+          </w:tcPr>
+          <w:p>
+            <w:r>
+              <w:t xml:space="preserve">regional operator (Orchid/IRA/Lotus), owned flagships in Mumbai + Goa, rest leased/managed</w:t>
+            </w:r>
+          </w:p>
+        </w:tc>
+      </w:tr>
+      <w:tr>
+        <w:tc>
+          <w:tcPr>
+            <w:tcW w:type="dxa" w:w="3200"/>
+            <w:shd w:fill="F2F2F2" w:val="clear"/>
+          </w:tcPr>
+          <w:p>
+            <w:r>
+              <w:rPr>
+                <w:b/>
+                <w:bCs/>
+              </w:rPr>
+              <w:t xml:space="preserve">Bottleneck node (pricing power)</w:t>
+            </w:r>
+          </w:p>
+        </w:tc>
+        <w:tc>
+          <w:tcPr>
+            <w:tcW w:type="dxa" w:w="5800"/>
+          </w:tcPr>
+          <w:p>
+            <w:r>
+              <w:t xml:space="preserve">owner-side construction timelines for managed/leased properties</w:t>
+            </w:r>
+          </w:p>
+        </w:tc>
+      </w:tr>
+      <w:tr>
+        <w:tc>
+          <w:tcPr>
+            <w:tcW w:type="dxa" w:w="3200"/>
+            <w:shd w:fill="F2F2F2" w:val="clear"/>
+          </w:tcPr>
+          <w:p>
+            <w:r>
+              <w:rPr>
+                <w:b/>
+                <w:bCs/>
+              </w:rPr>
+              <w:t xml:space="preserve">Supply-side status</w:t>
+            </w:r>
+          </w:p>
+        </w:tc>
+        <w:tc>
+          <w:tcPr>
+            <w:tcW w:type="dxa" w:w="5800"/>
+          </w:tcPr>
+          <w:p>
+            <w:r>
+              <w:t xml:space="preserve">adding</w:t>
+            </w:r>
+          </w:p>
+        </w:tc>
+      </w:tr>
+      <w:tr>
+        <w:tc>
+          <w:tcPr>
+            <w:tcW w:type="dxa" w:w="3200"/>
+            <w:shd w:fill="F2F2F2" w:val="clear"/>
+          </w:tcPr>
+          <w:p>
+            <w:r>
+              <w:rPr>
+                <w:b/>
+                <w:bCs/>
+              </w:rPr>
+              <w:t xml:space="preserve">Adjacent-node peers</w:t>
+            </w:r>
+          </w:p>
+        </w:tc>
+        <w:tc>
+          <w:tcPr>
+            <w:tcW w:type="dxa" w:w="5800"/>
+          </w:tcPr>
+          <w:p>
+            <w:r>
+              <w:t xml:space="preserve">Lemon Tree Hotels, Chalet Hotels, Indian Hotels (IHCL), Juniper Hotels, SAMHI Hotels</w:t>
+            </w:r>
+          </w:p>
+        </w:tc>
+      </w:tr>
+    </w:tbl>
+    <w:p>
+      <w:pPr>
+        <w:spacing w:after="120"/>
+      </w:pPr>
+      <w:r>
+        <w:rPr>
+          <w:color w:val="666666"/>
+          <w:sz w:val="18"/>
+          <w:szCs w:val="18"/>
+        </w:rPr>
+        <w:t xml:space="preserve">Industry supply is being added across the mid-scale segment into a still-healthy demand cycle; Kamat has no structural cost or brand moat versus larger, better-capitalised chains - the edge is purely valuation + a low base.</w:t>
+      </w:r>
+    </w:p>
+    <w:p>
+      <w:pPr>
+        <w:spacing w:after="60" w:before="120"/>
+      </w:pPr>
+      <w:r>
+        <w:rPr>
+          <w:b/>
+          <w:bCs/>
+          <w:sz w:val="20"/>
+          <w:szCs w:val="20"/>
+        </w:rPr>
+        <w:t xml:space="preserve">Earnings quality: </w:t>
+      </w:r>
+      <w:r>
+        <w:rPr>
+          <w:sz w:val="20"/>
+          <w:szCs w:val="20"/>
+        </w:rPr>
+        <w:t xml:space="preserve">margin driver cyclical</w:t>
+      </w:r>
+      <w:r>
+        <w:rPr>
+          <w:b/>
+          <w:bCs/>
+          <w:color w:val="A32020"/>
+          <w:sz w:val="20"/>
+          <w:szCs w:val="20"/>
+        </w:rPr>
+        <w:t xml:space="preserve"/>
+      </w:r>
+    </w:p>
+    <w:p>
+      <w:pPr>
+        <w:spacing w:after="120"/>
+      </w:pPr>
+      <w:r>
+        <w:rPr>
+          <w:color w:val="666666"/>
+          <w:sz w:val="18"/>
+          <w:szCs w:val="18"/>
+        </w:rPr>
+        <w:t xml:space="preserve">Drivers: domestic travel up-cycle lifting occupancy + ARR; operating leverage on a largely fixed cost base; finance-cost reduction from deleveraging; new-property ramp costs a partial offset.</w:t>
+      </w:r>
+    </w:p>
+    <w:p>
+      <w:pPr>
+        <w:spacing w:after="120"/>
+      </w:pPr>
+      <w:r>
+        <w:rPr>
+          <w:color w:val="666666"/>
+          <w:sz w:val="18"/>
+          <w:szCs w:val="18"/>
+        </w:rPr>
+        <w:t xml:space="preserve">27% EBITDA margin is within a normal band for a recovering mid-scale operator and below management's 30% aspiration; the cyclicality risk is on the demand/occupancy side (Q2 monsoon), not a margin that is above trend.</w:t>
+      </w:r>
+    </w:p>
+    <w:p>
+      <w:pPr>
+        <w:spacing w:after="60" w:before="120"/>
+      </w:pPr>
+      <w:r>
+        <w:rPr>
+          <w:b/>
+          <w:bCs/>
+          <w:sz w:val="20"/>
+          <w:szCs w:val="20"/>
+        </w:rPr>
+        <w:t xml:space="preserve">Growth trajectory: </w:t>
+      </w:r>
+      <w:r>
+        <w:rPr>
+          <w:b w:val="false"/>
+          <w:bCs w:val="false"/>
+          <w:sz w:val="20"/>
+          <w:szCs w:val="20"/>
+        </w:rPr>
+        <w:t xml:space="preserve">YoY growth rate is lumpy</w:t>
+      </w:r>
+    </w:p>
+    <w:p>
+      <w:pPr>
+        <w:spacing w:after="120"/>
+      </w:pPr>
+      <w:r>
+        <w:rPr>
+          <w:color w:val="666666"/>
+          <w:sz w:val="18"/>
+          <w:szCs w:val="18"/>
+        </w:rPr>
+        <w:t xml:space="preserve">Same-store sales +17% in Q1 FY27; revenue YoY roughly +10% headline but distorted by base and by a weak monsoon Q2 FY26; PAT YoY very lumpy (+131% Q1 FY26, +158% Q1 FY27, negative Q2 FY26). Order/project-like cadence on new-key openings.</w:t>
+      </w:r>
+    </w:p>
+    <w:p>
+      <w:pPr>
+        <w:spacing w:after="120"/>
+      </w:pPr>
+      <w:r>
+        <w:rPr>
+          <w:color w:val="666666"/>
+          <w:sz w:val="18"/>
+          <w:szCs w:val="18"/>
+        </w:rPr>
+        <w:t xml:space="preserve">Reverse P/E: ~16x needs low-teens EPS CAGR; same-store trends support that, but the seasonal Q2 hole and openings slippage make the annual number lumpy rather than a clean compounding rate.</w:t>
+      </w:r>
+    </w:p>
+    <w:p>
+      <w:pPr>
+        <w:spacing w:after="120"/>
+      </w:pPr>
+      <w:r>
+        <w:rPr>
+          <w:b/>
+          <w:bCs/>
+          <w:sz w:val="20"/>
+          <w:szCs w:val="20"/>
+        </w:rPr>
+        <w:t xml:space="preserve">Management quality (TVGP's "P"):</w:t>
+      </w:r>
+    </w:p>
+    <w:tbl>
+      <w:tblPr>
+        <w:tblW w:type="dxa" w:w="9000"/>
+        <w:tblBorders>
+          <w:top w:val="single" w:color="auto" w:sz="4"/>
+          <w:left w:val="single" w:color="auto" w:sz="4"/>
+          <w:bottom w:val="single" w:color="auto" w:sz="4"/>
+          <w:right w:val="single" w:color="auto" w:sz="4"/>
+          <w:insideH w:val="single" w:color="auto" w:sz="4"/>
+          <w:insideV w:val="single" w:color="auto" w:sz="4"/>
+        </w:tblBorders>
+      </w:tblPr>
+      <w:tblGrid>
+        <w:gridCol w:w="3200"/>
+        <w:gridCol w:w="5800"/>
+      </w:tblGrid>
+      <w:tr>
+        <w:tc>
+          <w:tcPr>
+            <w:tcW w:type="dxa" w:w="3200"/>
+            <w:shd w:fill="F2F2F2" w:val="clear"/>
+          </w:tcPr>
+          <w:p>
+            <w:r>
+              <w:rPr>
+                <w:b/>
+                <w:bCs/>
+              </w:rPr>
+              <w:t xml:space="preserve">Assessment</w:t>
+            </w:r>
+          </w:p>
+        </w:tc>
+        <w:tc>
+          <w:tcPr>
+            <w:tcW w:type="dxa" w:w="5800"/>
+          </w:tcPr>
+          <w:p>
+            <w:r>
+              <w:t xml:space="preserve">concern</w:t>
+            </w:r>
+          </w:p>
+        </w:tc>
+      </w:tr>
+      <w:tr>
+        <w:tc>
+          <w:tcPr>
+            <w:tcW w:type="dxa" w:w="3200"/>
+            <w:shd w:fill="F2F2F2" w:val="clear"/>
+          </w:tcPr>
+          <w:p>
+            <w:r>
+              <w:rPr>
+                <w:b/>
+                <w:bCs/>
+              </w:rPr>
+              <w:t xml:space="preserve">Capital allocation</w:t>
+            </w:r>
+          </w:p>
+        </w:tc>
+        <w:tc>
+          <w:tcPr>
+            <w:tcW w:type="dxa" w:w="5800"/>
+          </w:tcPr>
+          <w:p>
+            <w:r>
+              <w:t xml:space="preserve">Post-deleveraging capital is going into key additions ('Kamat 3.0') - directionally sensible, but execution has repeatedly slipped (Dehradun, Nashik). No dividend despite consistent profit. A prior group merger was viewed by some minority holders as not minority-friendly. (neutral)</w:t>
+            </w:r>
+          </w:p>
+        </w:tc>
+      </w:tr>
+      <w:tr>
+        <w:tc>
+          <w:tcPr>
+            <w:tcW w:type="dxa" w:w="3200"/>
+            <w:shd w:fill="F2F2F2" w:val="clear"/>
+          </w:tcPr>
+          <w:p>
+            <w:r>
+              <w:rPr>
+                <w:b/>
+                <w:bCs/>
+              </w:rPr>
+              <w:t xml:space="preserve">Related-party trend</w:t>
+            </w:r>
+          </w:p>
+        </w:tc>
+        <w:tc>
+          <w:tcPr>
+            <w:tcW w:type="dxa" w:w="5800"/>
+          </w:tcPr>
+          <w:p>
+            <w:r>
+              <w:t xml:space="preserve">flat</w:t>
+            </w:r>
+          </w:p>
+        </w:tc>
+      </w:tr>
+      <w:tr>
+        <w:tc>
+          <w:tcPr>
+            <w:tcW w:type="dxa" w:w="3200"/>
+            <w:shd w:fill="F2F2F2" w:val="clear"/>
+          </w:tcPr>
+          <w:p>
+            <w:r>
+              <w:rPr>
+                <w:b/>
+                <w:bCs/>
+              </w:rPr>
+              <w:t xml:space="preserve">Guidance credibility</w:t>
+            </w:r>
+          </w:p>
+        </w:tc>
+        <w:tc>
+          <w:tcPr>
+            <w:tcW w:type="dxa" w:w="5800"/>
+          </w:tcPr>
+          <w:p>
+            <w:r>
+              <w:t xml:space="preserve">over-promises</w:t>
+            </w:r>
+          </w:p>
+        </w:tc>
+      </w:tr>
+      <w:tr>
+        <w:tc>
+          <w:tcPr>
+            <w:tcW w:type="dxa" w:w="3200"/>
+            <w:shd w:fill="F2F2F2" w:val="clear"/>
+          </w:tcPr>
+          <w:p>
+            <w:r>
+              <w:rPr>
+                <w:b/>
+                <w:bCs/>
+              </w:rPr>
+              <w:t xml:space="preserve">Shareholder returns</w:t>
+            </w:r>
+          </w:p>
+        </w:tc>
+        <w:tc>
+          <w:tcPr>
+            <w:tcW w:type="dxa" w:w="5800"/>
+          </w:tcPr>
+          <w:p>
+            <w:r>
+              <w:t xml:space="preserve">none</w:t>
+            </w:r>
+          </w:p>
+        </w:tc>
+      </w:tr>
+      <w:tr>
+        <w:tc>
+          <w:tcPr>
+            <w:tcW w:type="dxa" w:w="3200"/>
+            <w:shd w:fill="F2F2F2" w:val="clear"/>
+          </w:tcPr>
+          <w:p>
+            <w:r>
+              <w:rPr>
+                <w:b/>
+                <w:bCs/>
+              </w:rPr>
+              <w:t xml:space="preserve">Capability ladder / VAP</w:t>
+            </w:r>
+          </w:p>
+        </w:tc>
+        <w:tc>
+          <w:tcPr>
+            <w:tcW w:type="dxa" w:w="5800"/>
+          </w:tcPr>
+          <w:p>
+            <w:r>
+              <w:t xml:space="preserve">—</w:t>
+            </w:r>
+          </w:p>
+        </w:tc>
+      </w:tr>
+    </w:tbl>
+    <w:p>
+      <w:pPr>
+        <w:spacing w:after="120"/>
+      </w:pPr>
+      <w:r>
+        <w:rPr>
+          <w:b/>
+          <w:bCs/>
+          <w:sz w:val="20"/>
+          <w:szCs w:val="20"/>
+        </w:rPr>
+        <w:t xml:space="preserve">Quality metrics (ROCE · debt · FCF · margin · capex):</w:t>
+      </w:r>
+    </w:p>
+    <w:tbl>
+      <w:tblPr>
+        <w:tblW w:type="dxa" w:w="9000"/>
+        <w:tblBorders>
+          <w:top w:val="single" w:color="auto" w:sz="4"/>
+          <w:left w:val="single" w:color="auto" w:sz="4"/>
+          <w:bottom w:val="single" w:color="auto" w:sz="4"/>
+          <w:right w:val="single" w:color="auto" w:sz="4"/>
+          <w:insideH w:val="single" w:color="auto" w:sz="4"/>
+          <w:insideV w:val="single" w:color="auto" w:sz="4"/>
+        </w:tblBorders>
+      </w:tblPr>
+      <w:tblGrid>
+        <w:gridCol w:w="3200"/>
+        <w:gridCol w:w="5800"/>
+      </w:tblGrid>
+      <w:tr>
+        <w:tc>
+          <w:tcPr>
+            <w:tcW w:type="dxa" w:w="3200"/>
+            <w:shd w:fill="F2F2F2" w:val="clear"/>
+          </w:tcPr>
+          <w:p>
+            <w:r>
+              <w:rPr>
+                <w:b/>
+                <w:bCs/>
+              </w:rPr>
+              <w:t xml:space="preserve">Assessment</w:t>
+            </w:r>
+          </w:p>
+        </w:tc>
+        <w:tc>
+          <w:tcPr>
+            <w:tcW w:type="dxa" w:w="5800"/>
+          </w:tcPr>
+          <w:p>
+            <w:r>
+              <w:t xml:space="preserve">neutral</w:t>
+            </w:r>
+          </w:p>
+        </w:tc>
+      </w:tr>
+      <w:tr>
+        <w:tc>
+          <w:tcPr>
+            <w:tcW w:type="dxa" w:w="3200"/>
+            <w:shd w:fill="F2F2F2" w:val="clear"/>
+          </w:tcPr>
+          <w:p>
+            <w:r>
+              <w:rPr>
+                <w:b/>
+                <w:bCs/>
+              </w:rPr>
+              <w:t xml:space="preserve">ROCE</w:t>
+            </w:r>
+          </w:p>
+        </w:tc>
+        <w:tc>
+          <w:tcPr>
+            <w:tcW w:type="dxa" w:w="5800"/>
+          </w:tcPr>
+          <w:p>
+            <w:r>
+              <w:t xml:space="preserve">15.8% (improving)</w:t>
+            </w:r>
+          </w:p>
+        </w:tc>
+      </w:tr>
+      <w:tr>
+        <w:tc>
+          <w:tcPr>
+            <w:tcW w:type="dxa" w:w="3200"/>
+            <w:shd w:fill="F2F2F2" w:val="clear"/>
+          </w:tcPr>
+          <w:p>
+            <w:r>
+              <w:rPr>
+                <w:b/>
+                <w:bCs/>
+              </w:rPr>
+              <w:t xml:space="preserve">Leverage</w:t>
+            </w:r>
+          </w:p>
+        </w:tc>
+        <w:tc>
+          <w:tcPr>
+            <w:tcW w:type="dxa" w:w="5800"/>
+          </w:tcPr>
+          <w:p>
+            <w:r>
+              <w:t xml:space="preserve">Net debt/EBITDA 2x</w:t>
+            </w:r>
+          </w:p>
+        </w:tc>
+      </w:tr>
+      <w:tr>
+        <w:tc>
+          <w:tcPr>
+            <w:tcW w:type="dxa" w:w="3200"/>
+            <w:shd w:fill="F2F2F2" w:val="clear"/>
+          </w:tcPr>
+          <w:p>
+            <w:r>
+              <w:rPr>
+                <w:b/>
+                <w:bCs/>
+              </w:rPr>
+              <w:t xml:space="preserve">FCF conversion</w:t>
+            </w:r>
+          </w:p>
+        </w:tc>
+        <w:tc>
+          <w:tcPr>
+            <w:tcW w:type="dxa" w:w="5800"/>
+          </w:tcPr>
+          <w:p>
+            <w:r>
+              <w:t xml:space="preserve">—</w:t>
+            </w:r>
+          </w:p>
+        </w:tc>
+      </w:tr>
+      <w:tr>
+        <w:tc>
+          <w:tcPr>
+            <w:tcW w:type="dxa" w:w="3200"/>
+            <w:shd w:fill="F2F2F2" w:val="clear"/>
+          </w:tcPr>
+          <w:p>
+            <w:r>
+              <w:rPr>
+                <w:b/>
+                <w:bCs/>
+              </w:rPr>
+              <w:t xml:space="preserve">Margin trend</w:t>
+            </w:r>
+          </w:p>
+        </w:tc>
+        <w:tc>
+          <w:tcPr>
+            <w:tcW w:type="dxa" w:w="5800"/>
+          </w:tcPr>
+          <w:p>
+            <w:r>
+              <w:t xml:space="preserve">expanding</w:t>
+            </w:r>
+          </w:p>
+        </w:tc>
+      </w:tr>
+      <w:tr>
+        <w:tc>
+          <w:tcPr>
+            <w:tcW w:type="dxa" w:w="3200"/>
+            <w:shd w:fill="F2F2F2" w:val="clear"/>
+          </w:tcPr>
+          <w:p>
+            <w:r>
+              <w:rPr>
+                <w:b/>
+                <w:bCs/>
+              </w:rPr>
+              <w:t xml:space="preserve">Capex efficiency</w:t>
+            </w:r>
+          </w:p>
+        </w:tc>
+        <w:tc>
+          <w:tcPr>
+            <w:tcW w:type="dxa" w:w="5800"/>
+          </w:tcPr>
+          <w:p>
+            <w:r>
+              <w:t xml:space="preserve">neutral</w:t>
+            </w:r>
+          </w:p>
+        </w:tc>
+      </w:tr>
+    </w:tbl>
+    <w:p>
+      <w:pPr>
+        <w:spacing w:after="60" w:before="120"/>
+      </w:pPr>
+      <w:r>
+        <w:rPr>
+          <w:b/>
+          <w:bCs/>
+          <w:sz w:val="20"/>
+          <w:szCs w:val="20"/>
+        </w:rPr>
+        <w:t xml:space="preserve">Track record (Coffee Can persistence check): </w:t>
+      </w:r>
+      <w:r>
+        <w:rPr>
+          <w:sz w:val="20"/>
+          <w:szCs w:val="20"/>
+        </w:rPr>
+        <w:t xml:space="preserve">cleared revenue growth ≥10% AND ROCE ≥15% in 2 of the last 5 years (consistency_score 40)</w:t>
+      </w:r>
+    </w:p>
+    <w:p>
+      <w:pPr>
+        <w:spacing w:after="120"/>
+      </w:pPr>
+      <w:r>
+        <w:rPr>
+          <w:color w:val="666666"/>
+          <w:sz w:val="18"/>
+          <w:szCs w:val="18"/>
+        </w:rPr>
+        <w:t xml:space="preserve">FY22-FY26 checked for revenue growth &gt;=10% AND ROCE &gt;=15% in the same year. FY23 (post-COVID recovery) and FY25 (revenue +19%, ROCE ~15.8%) plausibly cleared both; FY22 was COVID-depressed, FY24 ROCE was borderline, FY26 revenue grew only ~8%. History is real but cyclically distorted by the pandemic.</w:t>
+      </w:r>
+    </w:p>
+    <w:p>
+      <w:pPr>
+        <w:pStyle w:val="Heading1"/>
+        <w:spacing w:after="120" w:before="280"/>
+      </w:pPr>
+      <w:r>
+        <w:t xml:space="preserve">Technical Read (Weekly / Monthly MACD + Bollinger Bands, or RSI/CCI/Williams %R proxy)</w:t>
+      </w:r>
+    </w:p>
+    <w:p>
+      <w:pPr>
+        <w:spacing w:after="120"/>
+      </w:pPr>
+      <w:r>
+        <w:t xml:space="preserve">Not independently pulled. Stock trades near the lower half of its 52-week band (Rs 142-369), well off the highs, roughly at/below gross block per in-thread comments.</w:t>
+      </w:r>
+    </w:p>
+    <w:p>
+      <w:pPr>
+        <w:pStyle w:val="Heading1"/>
+        <w:spacing w:after="120" w:before="280"/>
+      </w:pPr>
+      <w:r>
+        <w:t xml:space="preserve">ValuePickr Community Signal</w:t>
+      </w:r>
+    </w:p>
+    <w:p>
+      <w:pPr>
+        <w:spacing w:after="120"/>
+      </w:pPr>
+      <w:r>
+        <w:t xml:space="preserve">Read the most recent 50 of 150 posts (Aug 2024 to Aug 2026). Trusted user ranvir (elevated) posts factual results/concall notes each quarter. The bull case (Ram_M, runitkapoor, rranjan, sanju.inlv, Wizard_apprentice; trusted RocketMan) is a valuation-plus-deleveraging-plus-key-addition re-rating story - models of 3-6x over ~1.5-2 years if occupancy recovers and the multiple converges to peers, supported by first-hand accounts of strong ARRs at Ayodhya/Pune/Rishikesh properties and an Axis credit-card rewards tie-up. The persistent bear/skeptic case (praky most vocal) is management quality: 'haven't seen a more confused management on numbers', missed/changed guidance, a CFO who fumbled a concall, the chairman skipping a concall after a miss, and an unfriendly merger - with the point that re-ratings are institution-driven and institutions distrust this name.</w:t>
+      </w:r>
+    </w:p>
+    <w:p>
+      <w:pPr>
+        <w:spacing w:after="120"/>
+      </w:pPr>
+      <w:r>
+        <w:rPr>
+          <w:b/>
+          <w:bCs/>
+          <w:sz w:val="20"/>
+          <w:szCs w:val="20"/>
+        </w:rPr>
+        <w:t xml:space="preserve">High-conviction call from a top contributor: </w:t>
+      </w:r>
+      <w:r>
+        <w:rPr>
+          <w:sz w:val="20"/>
+          <w:szCs w:val="20"/>
+        </w:rPr>
+        <w:t xml:space="preserve">ranvir (trusted, elevated) is neutral-factual. RocketMan (trusted, elevated) is mildly bullish ('4,000-5,000 keys medium term; capex finally picking up'). No trusted user has expressed strong conviction, and the loudest recurring voice (praky, non-trusted) is a management-quality skeptic. The bull thesis rests on valuation and cyclical recovery, not on management trust.</w:t>
+      </w:r>
+    </w:p>
+    <w:p>
+      <w:pPr>
+        <w:pStyle w:val="Heading1"/>
+        <w:spacing w:after="120" w:before="280"/>
+      </w:pPr>
+      <w:r>
+        <w:t xml:space="preserve">Trusted-User Signals (Ongoing)</w:t>
+      </w:r>
+    </w:p>
+    <w:p>
+      <w:pPr>
+        <w:spacing w:after="120"/>
+      </w:pPr>
+      <w:r>
+        <w:rPr>
+          <w:i/>
+          <w:iCs/>
+          <w:color w:val="666666"/>
+          <w:sz w:val="18"/>
+          <w:szCs w:val="18"/>
+        </w:rPr>
+        <w:t xml:space="preserve">Every time a trusted user expresses clear conviction on this stock, most recent first — this section accumulates over time, it isn't a one-time snapshot.</w:t>
+      </w:r>
+    </w:p>
+    <w:p>
+      <w:pPr>
+        <w:spacing w:after="100"/>
+      </w:pPr>
+      <w:r>
+        <w:rPr>
+          <w:b/>
+          <w:bCs/>
+          <w:sz w:val="20"/>
+          <w:szCs w:val="20"/>
+        </w:rPr>
+        <w:t xml:space="preserve">2025-09-30 — RocketMan</w:t>
+      </w:r>
+      <w:r>
+        <w:rPr>
+          <w:i/>
+          <w:iCs/>
+          <w:color w:val="666666"/>
+          <w:sz w:val="18"/>
+          <w:szCs w:val="18"/>
+        </w:rPr>
         <w:t xml:space="preserve"> (Kamat Hotels)</w:t>
       </w:r>
       <w:r>
@@ -534,7 +2728,7 @@
           <w:b/>
           <w:bCs/>
         </w:rPr>
-        <w:t xml:space="preserve">Small-cap (~Rs 529 Cr)</w:t>
+        <w:t xml:space="preserve">Small-cap (~Rs 678 Cr)</w:t>
       </w:r>
     </w:p>
     <w:p>
@@ -562,6 +2756,34 @@
     </w:p>
     <w:p>
       <w:pPr>
+        <w:spacing w:after="120"/>
+      </w:pPr>
+      <w:r>
+        <w:rPr>
+          <w:color w:val="666666"/>
+          <w:sz w:val="20"/>
+          <w:szCs w:val="20"/>
+        </w:rPr>
+        <w:t xml:space="preserve">4-box gate — tailwind: weak · TAM: weak · moat: weak · valuation: yes  (score 2.5 / 4)</w:t>
+      </w:r>
+    </w:p>
+    <w:p>
+      <w:pPr>
+        <w:spacing w:after="120"/>
+      </w:pPr>
+      <w:r>
+        <w:rPr>
+          <w:i/>
+          <w:iCs/>
+          <w:color w:val="666666"/>
+          <w:sz w:val="20"/>
+          <w:szCs w:val="20"/>
+        </w:rPr>
+        <w:t xml:space="preserve">Occupancy recovery cyclical not clearly structural; verdict cites explicit 'deep discount to peers' (valuation=yes); guidance-miss history weighs on moat.</w:t>
+      </w:r>
+    </w:p>
+    <w:p>
+      <w:pPr>
         <w:pStyle w:val="Heading1"/>
         <w:spacing w:after="120" w:before="280"/>
       </w:pPr>
@@ -580,59 +2802,59 @@
           <w:sz w:val="24"/>
           <w:szCs w:val="24"/>
         </w:rPr>
-        <w:t xml:space="preserve">A cheap, de-levered small-cap hotel play with real re-rating optionality - assigned 10x-in-2-3-years at Low conviction, gated hard by a poor management-quality record</w:t>
-      </w:r>
-    </w:p>
-    <w:p>
-      <w:pPr>
-        <w:pStyle w:val="ListParagraph"/>
-        <w:numPr>
-          <w:ilvl w:val="0"/>
-          <w:numId w:val="1"/>
-        </w:numPr>
-        <w:spacing w:after="60"/>
-      </w:pPr>
-      <w:r>
-        <w:t xml:space="preserve">Mechanically it clears the quality gate (ROCE ~16%, ROE ~14%, debt now manageable, revenue CAGR helped by cyclical recovery) and is a genuine small-cap with a specific catalyst (deleveraging complete, keys rising, deep discount to peers)</w:t>
-      </w:r>
-    </w:p>
-    <w:p>
-      <w:pPr>
-        <w:pStyle w:val="ListParagraph"/>
-        <w:numPr>
-          <w:ilvl w:val="0"/>
-          <w:numId w:val="1"/>
-        </w:numPr>
-        <w:spacing w:after="60"/>
-      </w:pPr>
-      <w:r>
-        <w:t xml:space="preserve">Conviction is Low, not Medium-High: the multi-year record of confused/missed guidance and a minority-unfriendly merger are exactly the management-quality concerns this project's thesis flags, and no trusted user has taken firm conviction</w:t>
-      </w:r>
-    </w:p>
-    <w:p>
-      <w:pPr>
-        <w:pStyle w:val="ListParagraph"/>
-        <w:numPr>
-          <w:ilvl w:val="0"/>
-          <w:numId w:val="1"/>
-        </w:numPr>
-        <w:spacing w:after="60"/>
-      </w:pPr>
-      <w:r>
-        <w:t xml:space="preserve">No formal red flag (debt resolved, no SEBI action), so 'neither' would understate the re-rating optionality - but the governance history keeps it a low-conviction watch</w:t>
-      </w:r>
-    </w:p>
-    <w:p>
-      <w:pPr>
-        <w:pStyle w:val="ListParagraph"/>
-        <w:numPr>
-          <w:ilvl w:val="0"/>
-          <w:numId w:val="1"/>
-        </w:numPr>
-        <w:spacing w:after="60"/>
-      </w:pPr>
-      <w:r>
-        <w:t xml:space="preserve">Not scheduled for a 30-day revisit (Low conviction); re-check after Q2/Q3 FY27 to see whether occupancy recovery and key additions convert to sustained growth</w:t>
+        <w:t xml:space="preserve">A de-levering small-cap hotel play with demonstrated operating leverage and a residual discount to peers - 10x-in-2-3-years at Low conviction, still gated hard by a poor management-quality record and slipping expansion timelines</w:t>
+      </w:r>
+    </w:p>
+    <w:p>
+      <w:pPr>
+        <w:pStyle w:val="ListParagraph"/>
+        <w:numPr>
+          <w:ilvl w:val="0"/>
+          <w:numId w:val="1"/>
+        </w:numPr>
+        <w:spacing w:after="60"/>
+      </w:pPr>
+      <w:r>
+        <w:t xml:space="preserve">Four-box scores 2.5 with valuation=yes: at P/E ~16 / P/B ~2.15 / EV-EBITDA ~9-10 versus hospitality peers at ~18-22x, the peer-convergence re-rating is not priced in. Per the decision table, valuation=yes is the written exception that permits the 10x-in-2-3-years label at a 2.5 score, with conviction capped at Medium.</w:t>
+      </w:r>
+    </w:p>
+    <w:p>
+      <w:pPr>
+        <w:pStyle w:val="ListParagraph"/>
+        <w:numPr>
+          <w:ilvl w:val="0"/>
+          <w:numId w:val="1"/>
+        </w:numPr>
+        <w:spacing w:after="60"/>
+      </w:pPr>
+      <w:r>
+        <w:t xml:space="preserve">Conviction kept Low, not Medium: management still refuses FY27 guidance, the multi-year record of confused/missed guidance and a minority-unfriendly merger are unchanged, and since the last pass several new-hotel openings have slipped (Dehradun ~6 months, Nashik technical delays). No trusted user holds firm conviction.</w:t>
+      </w:r>
+    </w:p>
+    <w:p>
+      <w:pPr>
+        <w:pStyle w:val="ListParagraph"/>
+        <w:numPr>
+          <w:ilvl w:val="0"/>
+          <w:numId w:val="1"/>
+        </w:numPr>
+        <w:spacing w:after="60"/>
+      </w:pPr>
+      <w:r>
+        <w:t xml:space="preserve">Positives that keep it a live watch rather than 'neither': operating leverage is now proven across quarters (Q1 FY27 same-store +17%, EBITDA +36%, PAT +158%), borrowings down to ~Rs 233 Cr with pledges cleared, and an experienced new CFO.</w:t>
+      </w:r>
+    </w:p>
+    <w:p>
+      <w:pPr>
+        <w:pStyle w:val="ListParagraph"/>
+        <w:numPr>
+          <w:ilvl w:val="0"/>
+          <w:numId w:val="1"/>
+        </w:numPr>
+        <w:spacing w:after="60"/>
+      </w:pPr>
+      <w:r>
+        <w:t xml:space="preserve">Re-check after Q2/Q3 FY27: does occupancy hold through the monsoon quarter, do Dwarka/Gwalior actually open by end-2026, and does the 30% EBITDA-margin path show up in prints.</w:t>
       </w:r>
     </w:p>
     <w:p>
